--- a/products/assets/reference.docx
+++ b/products/assets/reference.docx
@@ -4,7 +4,7 @@
   <w:body>
     <w:p>
       <w:pPr>
-        <w:pStyle w:val="Heading1"/>
+        <w:pStyle w:val="CoverTitle"/>
       </w:pPr>
       <w:r>
         <w:t>You First, For Once: The Single Parent's Survival Guide</w:t>
@@ -15,7 +15,15 @@
     </w:p>
     <w:p>
       <w:pPr>
-        <w:pStyle w:val="Heading3"/>
+        <w:pStyle w:val="PartHeading"/>
+      </w:pPr>
+      <w:r>
+        <w:t>Part 1: The Energy Audit</w:t>
+      </w:r>
+    </w:p>
+    <w:p>
+      <w:pPr>
+        <w:pStyle w:val="Heading1"/>
       </w:pPr>
       <w:r>
         <w:t>Introduction: You're Not Broken</w:t>
@@ -23,26 +31,26 @@
     </w:p>
     <w:p>
       <w:pPr>
-        <w:pStyle w:val="BodyText"/>
+        <w:pStyle w:val="QuoteBox"/>
       </w:pPr>
       <w:r>
-        <w:t>Body text here.</w:t>
+        <w:t>"I need to tell you something..."</w:t>
       </w:r>
     </w:p>
     <w:p>
       <w:pPr>
-        <w:pStyle w:val="Heading2"/>
+        <w:pStyle w:val="InsightBox"/>
       </w:pPr>
       <w:r>
-        <w:t>Part 1: The Energy Audit</w:t>
+        <w:t>Key Takeaway: Burnout isn't a character flaw.</w:t>
       </w:r>
     </w:p>
     <w:p>
       <w:pPr>
-        <w:pStyle w:val="Heading4"/>
+        <w:pStyle w:val="Heading3"/>
       </w:pPr>
       <w:r>
-        <w:t>A subsection.</w:t>
+        <w:t>THE 72-HOUR GRID</w:t>
       </w:r>
     </w:p>
     <w:sectPr>
@@ -422,7 +430,7 @@
       <w:spacing w:after="120"/>
     </w:pPr>
     <w:rPr>
-      <w:rFonts w:ascii="Calibri" w:hAnsi="Calibri"/>
+      <w:rFonts w:ascii="Charter" w:hAnsi="Charter"/>
       <w:sz w:val="22"/>
     </w:rPr>
   </w:style>
@@ -481,16 +489,15 @@
     <w:pPr>
       <w:keepNext/>
       <w:keepLines/>
-      <w:spacing w:before="480" w:after="120"/>
-      <w:jc w:val="center"/>
+      <w:spacing w:before="240" w:after="120"/>
       <w:outlineLvl w:val="0"/>
     </w:pPr>
     <w:rPr>
-      <w:rFonts w:asciiTheme="majorHAnsi" w:eastAsiaTheme="majorEastAsia" w:hAnsiTheme="majorHAnsi" w:cstheme="majorBidi" w:ascii="Tahoma" w:hAnsi="Tahoma"/>
+      <w:rFonts w:asciiTheme="majorHAnsi" w:eastAsiaTheme="majorEastAsia" w:hAnsiTheme="majorHAnsi" w:cstheme="majorBidi" w:ascii="Inter" w:hAnsi="Inter"/>
       <w:b/>
       <w:bCs/>
-      <w:color w:val="365F91" w:themeColor="accent1" w:themeShade="BF"/>
-      <w:sz w:val="56"/>
+      <w:color w:val="1A365D"/>
+      <w:sz w:val="32"/>
       <w:szCs w:val="28"/>
     </w:rPr>
   </w:style>
@@ -506,15 +513,15 @@
     <w:pPr>
       <w:keepNext/>
       <w:keepLines/>
-      <w:spacing w:before="240" w:after="120"/>
+      <w:spacing w:before="200" w:after="80"/>
       <w:outlineLvl w:val="1"/>
     </w:pPr>
     <w:rPr>
-      <w:rFonts w:asciiTheme="majorHAnsi" w:eastAsiaTheme="majorEastAsia" w:hAnsiTheme="majorHAnsi" w:cstheme="majorBidi" w:ascii="Tahoma" w:hAnsi="Tahoma"/>
+      <w:rFonts w:asciiTheme="majorHAnsi" w:eastAsiaTheme="majorEastAsia" w:hAnsiTheme="majorHAnsi" w:cstheme="majorBidi" w:ascii="Inter" w:hAnsi="Inter"/>
       <w:b/>
       <w:bCs/>
       <w:color w:val="4F81BD" w:themeColor="accent1"/>
-      <w:sz w:val="32"/>
+      <w:sz w:val="28"/>
       <w:szCs w:val="26"/>
     </w:rPr>
   </w:style>
@@ -530,15 +537,15 @@
     <w:pPr>
       <w:keepNext/>
       <w:keepLines/>
-      <w:spacing w:before="200" w:after="80"/>
+      <w:spacing w:before="160" w:after="80"/>
       <w:outlineLvl w:val="2"/>
     </w:pPr>
     <w:rPr>
-      <w:rFonts w:asciiTheme="majorHAnsi" w:eastAsiaTheme="majorEastAsia" w:hAnsiTheme="majorHAnsi" w:cstheme="majorBidi" w:ascii="Tahoma" w:hAnsi="Tahoma"/>
+      <w:rFonts w:asciiTheme="majorHAnsi" w:eastAsiaTheme="majorEastAsia" w:hAnsiTheme="majorHAnsi" w:cstheme="majorBidi" w:ascii="Inter" w:hAnsi="Inter"/>
       <w:b/>
       <w:bCs/>
       <w:color w:val="4F81BD" w:themeColor="accent1"/>
-      <w:sz w:val="28"/>
+      <w:sz w:val="24"/>
     </w:rPr>
   </w:style>
   <w:style w:type="paragraph" w:styleId="Heading4">
@@ -554,17 +561,16 @@
     <w:pPr>
       <w:keepNext/>
       <w:keepLines/>
-      <w:spacing w:before="160" w:after="80"/>
+      <w:spacing w:before="200" w:after="0"/>
       <w:outlineLvl w:val="3"/>
     </w:pPr>
     <w:rPr>
-      <w:rFonts w:asciiTheme="majorHAnsi" w:eastAsiaTheme="majorEastAsia" w:hAnsiTheme="majorHAnsi" w:cstheme="majorBidi" w:ascii="Tahoma" w:hAnsi="Tahoma"/>
+      <w:rFonts w:asciiTheme="majorHAnsi" w:eastAsiaTheme="majorEastAsia" w:hAnsiTheme="majorHAnsi" w:cstheme="majorBidi"/>
       <w:b/>
       <w:bCs/>
       <w:i/>
       <w:iCs/>
       <w:color w:val="4F81BD" w:themeColor="accent1"/>
-      <w:sz w:val="24"/>
     </w:rPr>
   </w:style>
   <w:style w:type="paragraph" w:styleId="Heading5">
@@ -775,13 +781,15 @@
       </w:pBdr>
       <w:spacing w:after="300" w:line="240" w:lineRule="auto"/>
       <w:contextualSpacing/>
+      <w:jc w:val="center"/>
     </w:pPr>
     <w:rPr>
-      <w:rFonts w:asciiTheme="majorHAnsi" w:eastAsiaTheme="majorEastAsia" w:hAnsiTheme="majorHAnsi" w:cstheme="majorBidi"/>
+      <w:rFonts w:asciiTheme="majorHAnsi" w:eastAsiaTheme="majorEastAsia" w:hAnsiTheme="majorHAnsi" w:cstheme="majorBidi" w:ascii="Inter" w:hAnsi="Inter"/>
+      <w:b/>
       <w:color w:val="17365D" w:themeColor="text2" w:themeShade="BF"/>
       <w:spacing w:val="5"/>
       <w:kern w:val="28"/>
-      <w:sz w:val="52"/>
+      <w:sz w:val="56"/>
       <w:szCs w:val="52"/>
     </w:rPr>
   </w:style>
@@ -861,7 +869,7 @@
       <w:spacing w:after="120"/>
     </w:pPr>
     <w:rPr>
-      <w:rFonts w:ascii="Calibri" w:hAnsi="Calibri"/>
+      <w:rFonts w:ascii="Charter" w:hAnsi="Charter"/>
       <w:sz w:val="22"/>
     </w:rPr>
   </w:style>
@@ -1106,16 +1114,10 @@
     <w:uiPriority w:val="29"/>
     <w:qFormat/>
     <w:rsid w:val="00FC693F"/>
-    <w:pPr>
-      <w:spacing w:before="120" w:after="120"/>
-      <w:ind w:left="360"/>
-    </w:pPr>
     <w:rPr>
-      <w:rFonts w:ascii="Calibri" w:hAnsi="Calibri"/>
       <w:i/>
       <w:iCs/>
       <w:color w:val="000000" w:themeColor="text1"/>
-      <w:sz w:val="22"/>
     </w:rPr>
   </w:style>
   <w:style w:type="character" w:customStyle="1" w:styleId="QuoteChar">
@@ -12120,6 +12122,96 @@
         <w:shd w:val="clear" w:color="auto" w:fill="FBCAA2" w:themeFill="accent6" w:themeFillTint="7F"/>
       </w:tcPr>
     </w:tblStylePr>
+  </w:style>
+  <w:style w:type="paragraph" w:customStyle="1" w:styleId="CoverTitle">
+    <w:name w:val="CoverTitle"/>
+    <w:basedOn w:val="Normal"/>
+    <w:qFormat/>
+    <w:pPr>
+      <w:spacing w:before="9000" w:after="120"/>
+      <w:jc w:val="center"/>
+    </w:pPr>
+    <w:rPr>
+      <w:rFonts w:ascii="Inter" w:hAnsi="Inter"/>
+      <w:b/>
+      <w:i w:val="0"/>
+      <w:sz w:val="56"/>
+    </w:rPr>
+  </w:style>
+  <w:style w:type="paragraph" w:customStyle="1" w:styleId="PartHeading">
+    <w:name w:val="PartHeading"/>
+    <w:basedOn w:val="Normal"/>
+    <w:qFormat/>
+    <w:pPr>
+      <w:spacing w:before="240" w:after="120"/>
+      <w:jc w:val="left"/>
+    </w:pPr>
+    <w:rPr>
+      <w:rFonts w:ascii="Inter" w:hAnsi="Inter"/>
+      <w:b/>
+      <w:i w:val="0"/>
+      <w:sz w:val="32"/>
+    </w:rPr>
+  </w:style>
+  <w:style w:type="paragraph" w:customStyle="1" w:styleId="InsightBox">
+    <w:name w:val="InsightBox"/>
+    <w:basedOn w:val="Normal"/>
+    <w:qFormat/>
+    <w:pPr>
+      <w:spacing w:before="200" w:after="160"/>
+      <w:jc w:val="left"/>
+    </w:pPr>
+    <w:rPr>
+      <w:rFonts w:ascii="Inter" w:hAnsi="Inter"/>
+      <w:b w:val="0"/>
+      <w:i w:val="0"/>
+      <w:sz w:val="22"/>
+    </w:rPr>
+  </w:style>
+  <w:style w:type="paragraph" w:customStyle="1" w:styleId="TakeawayBox">
+    <w:name w:val="TakeawayBox"/>
+    <w:basedOn w:val="Normal"/>
+    <w:qFormat/>
+    <w:pPr>
+      <w:spacing w:before="200" w:after="160"/>
+      <w:jc w:val="left"/>
+    </w:pPr>
+    <w:rPr>
+      <w:rFonts w:ascii="Inter" w:hAnsi="Inter"/>
+      <w:b w:val="0"/>
+      <w:i w:val="0"/>
+      <w:sz w:val="22"/>
+    </w:rPr>
+  </w:style>
+  <w:style w:type="paragraph" w:customStyle="1" w:styleId="QuoteBox">
+    <w:name w:val="QuoteBox"/>
+    <w:basedOn w:val="Normal"/>
+    <w:qFormat/>
+    <w:pPr>
+      <w:spacing w:before="120" w:after="120"/>
+      <w:jc w:val="left"/>
+    </w:pPr>
+    <w:rPr>
+      <w:rFonts w:ascii="Calibri" w:hAnsi="Calibri"/>
+      <w:b w:val="0"/>
+      <w:i/>
+      <w:sz w:val="22"/>
+    </w:rPr>
+  </w:style>
+  <w:style w:type="paragraph" w:customStyle="1" w:styleId="SubtleQuote">
+    <w:name w:val="SubtleQuote"/>
+    <w:basedOn w:val="Normal"/>
+    <w:qFormat/>
+    <w:pPr>
+      <w:spacing w:before="80" w:after="80"/>
+      <w:jc w:val="left"/>
+    </w:pPr>
+    <w:rPr>
+      <w:rFonts w:ascii="Calibri" w:hAnsi="Calibri"/>
+      <w:b w:val="0"/>
+      <w:i/>
+      <w:sz w:val="22"/>
+    </w:rPr>
   </w:style>
 </w:styles>
 </file>
